--- a/01_The_Blue_Silence/Manuscript/THE_BLUE_SILENCE_Chapter_24_The_Missing_Phone.docx
+++ b/01_The_Blue_Silence/Manuscript/THE_BLUE_SILENCE_Chapter_24_The_Missing_Phone.docx
@@ -2581,6 +2581,382 @@
       </w:pPr>
       <w:r>
         <w:t>And much worse.</w:t>
+      </w:r>
+    </w:p>
+    <w:p>
+      <w:pPr>
+        <w:jc w:val="left"/>
+      </w:pPr>
+      <w:r>
+        <w:t>* * *</w:t>
+      </w:r>
+    </w:p>
+    <w:p>
+      <w:pPr>
+        <w:jc w:val="left"/>
+      </w:pPr>
+      <w:r>
+        <w:t>Mariam made lunch on Sunday as if the week had been ordinary.</w:t>
+      </w:r>
+    </w:p>
+    <w:p>
+      <w:pPr>
+        <w:jc w:val="left"/>
+      </w:pPr>
+      <w:r>
+        <w:t>Nasi lemak. Fried chicken. A sambal she had been perfecting for fifteen years and still described as unfinished.</w:t>
+      </w:r>
+    </w:p>
+    <w:p>
+      <w:pPr>
+        <w:jc w:val="left"/>
+      </w:pPr>
+      <w:r>
+        <w:t>Adam was in Melbourne and had sent a voice note that nobody was allowed to talk over. Hana arrived late, with her laptop bag and her mother’s way of entering a room as though she had already read the minutes.</w:t>
+      </w:r>
+    </w:p>
+    <w:p>
+      <w:pPr>
+        <w:jc w:val="left"/>
+      </w:pPr>
+      <w:r>
+        <w:t>She waited until the second helping.</w:t>
+      </w:r>
+    </w:p>
+    <w:p>
+      <w:pPr>
+        <w:jc w:val="left"/>
+      </w:pPr>
+      <w:r>
+        <w:t>“Papa, can I ask a question that is not a question?”</w:t>
+      </w:r>
+    </w:p>
+    <w:p>
+      <w:pPr>
+        <w:jc w:val="left"/>
+      </w:pPr>
+      <w:r>
+        <w:t>“Those are my least favourite.”</w:t>
+      </w:r>
+    </w:p>
+    <w:p>
+      <w:pPr>
+        <w:jc w:val="left"/>
+      </w:pPr>
+      <w:r>
+        <w:t>“I am looking at a company. Government records and disposal. Latif Murni Services. They won the eastern region tender and nobody can tell me how.”</w:t>
+      </w:r>
+    </w:p>
+    <w:p>
+      <w:pPr>
+        <w:jc w:val="left"/>
+      </w:pPr>
+      <w:r>
+        <w:t>Rahman kept his face where it was.</w:t>
+      </w:r>
+    </w:p>
+    <w:p>
+      <w:pPr>
+        <w:jc w:val="left"/>
+      </w:pPr>
+      <w:r>
+        <w:t>He had learned that in interview rooms. Never move the muscle that moves first.</w:t>
+      </w:r>
+    </w:p>
+    <w:p>
+      <w:pPr>
+        <w:jc w:val="left"/>
+      </w:pPr>
+      <w:r>
+        <w:t>The name sat on the table between the rice and the sambal. Latif Murni. It had paid a hospital bill for a constable named Amirul Hakim.</w:t>
+      </w:r>
+    </w:p>
+    <w:p>
+      <w:pPr>
+        <w:jc w:val="left"/>
+      </w:pPr>
+      <w:r>
+        <w:t>“Why are you telling me?”</w:t>
+      </w:r>
+    </w:p>
+    <w:p>
+      <w:pPr>
+        <w:jc w:val="left"/>
+      </w:pPr>
+      <w:r>
+        <w:t>“Because you taught me to tell a source what I know, so that she lies to me less.”</w:t>
+      </w:r>
+    </w:p>
+    <w:p>
+      <w:pPr>
+        <w:jc w:val="left"/>
+      </w:pPr>
+      <w:r>
+        <w:t>At the end of the table, Mariam had gone very still.</w:t>
+      </w:r>
+    </w:p>
+    <w:p>
+      <w:pPr>
+        <w:jc w:val="left"/>
+      </w:pPr>
+      <w:r>
+        <w:t>“I cannot talk about it.”</w:t>
+      </w:r>
+    </w:p>
+    <w:p>
+      <w:pPr>
+        <w:jc w:val="left"/>
+      </w:pPr>
+      <w:r>
+        <w:t>“I haven’t asked you anything. I am telling you I am looking.”</w:t>
+      </w:r>
+    </w:p>
+    <w:p>
+      <w:pPr>
+        <w:jc w:val="left"/>
+      </w:pPr>
+      <w:r>
+        <w:t>“Be careful.”</w:t>
+      </w:r>
+    </w:p>
+    <w:p>
+      <w:pPr>
+        <w:jc w:val="left"/>
+      </w:pPr>
+      <w:r>
+        <w:t>“Papa.”</w:t>
+      </w:r>
+    </w:p>
+    <w:p>
+      <w:pPr>
+        <w:jc w:val="left"/>
+      </w:pPr>
+      <w:r>
+        <w:t>“I mean it.”</w:t>
+      </w:r>
+    </w:p>
+    <w:p>
+      <w:pPr>
+        <w:jc w:val="left"/>
+      </w:pPr>
+      <w:r>
+        <w:t>“You say be careful when you mean stop.”</w:t>
+      </w:r>
+    </w:p>
+    <w:p>
+      <w:pPr>
+        <w:jc w:val="left"/>
+      </w:pPr>
+      <w:r>
+        <w:t>“Sometimes they are the same.”</w:t>
+      </w:r>
+    </w:p>
+    <w:p>
+      <w:pPr>
+        <w:jc w:val="left"/>
+      </w:pPr>
+      <w:r>
+        <w:t>“Sometimes they are not.” She smiled to take the edge off. It did not take the edge off.</w:t>
+      </w:r>
+    </w:p>
+    <w:p>
+      <w:pPr>
+        <w:jc w:val="left"/>
+      </w:pPr>
+      <w:r>
+        <w:t>Later, while Mariam stacked the plates, Rahman caught himself.</w:t>
+      </w:r>
+    </w:p>
+    <w:p>
+      <w:pPr>
+        <w:jc w:val="left"/>
+      </w:pPr>
+      <w:r>
+        <w:t>He had looked at his daughter across the table and, for the length of one breath, done to her what he had been doing to everyone for weeks. Who does she talk to? Who sees her notes? Who could know she had said that name?</w:t>
+      </w:r>
+    </w:p>
+    <w:p>
+      <w:pPr>
+        <w:jc w:val="left"/>
+      </w:pPr>
+      <w:r>
+        <w:t>He put the thought down like a hot dish.</w:t>
+      </w:r>
+    </w:p>
+    <w:p>
+      <w:pPr>
+        <w:jc w:val="left"/>
+      </w:pPr>
+      <w:r>
+        <w:t>He hated it.</w:t>
+      </w:r>
+    </w:p>
+    <w:p>
+      <w:pPr>
+        <w:jc w:val="left"/>
+      </w:pPr>
+      <w:r>
+        <w:t>He hated more that it had arrived without being invited.</w:t>
+      </w:r>
+    </w:p>
+    <w:p>
+      <w:pPr>
+        <w:jc w:val="left"/>
+      </w:pPr>
+      <w:r>
+        <w:t>Mariam said, without turning from the sink, “You went somewhere.”</w:t>
+      </w:r>
+    </w:p>
+    <w:p>
+      <w:pPr>
+        <w:jc w:val="left"/>
+      </w:pPr>
+      <w:r>
+        <w:t>“Work.”</w:t>
+      </w:r>
+    </w:p>
+    <w:p>
+      <w:pPr>
+        <w:jc w:val="left"/>
+      </w:pPr>
+      <w:r>
+        <w:t>“You always say work.” She dried her hands. “It is getting to be a very large country.”</w:t>
+      </w:r>
+    </w:p>
+    <w:p>
+      <w:pPr>
+        <w:jc w:val="left"/>
+      </w:pPr>
+      <w:r>
+        <w:t>* * *</w:t>
+      </w:r>
+    </w:p>
+    <w:p>
+      <w:pPr>
+        <w:jc w:val="left"/>
+      </w:pPr>
+      <w:r>
+        <w:t>On Monday, before the others arrived, he found Aisyah at her desk with her coat still on.</w:t>
+      </w:r>
+    </w:p>
+    <w:p>
+      <w:pPr>
+        <w:jc w:val="left"/>
+      </w:pPr>
+      <w:r>
+        <w:t>“I have to disclose something,” he said.</w:t>
+      </w:r>
+    </w:p>
+    <w:p>
+      <w:pPr>
+        <w:jc w:val="left"/>
+      </w:pPr>
+      <w:r>
+        <w:t>She put down her pen.</w:t>
+      </w:r>
+    </w:p>
+    <w:p>
+      <w:pPr>
+        <w:jc w:val="left"/>
+      </w:pPr>
+      <w:r>
+        <w:t>“My daughter is a journalist. You know that. She is looking at Latif Murni Services. The eastern disposal tender. She told me yesterday, over lunch, so I would know.”</w:t>
+      </w:r>
+    </w:p>
+    <w:p>
+      <w:pPr>
+        <w:jc w:val="left"/>
+      </w:pPr>
+      <w:r>
+        <w:t>“Did you ask her to stop?”</w:t>
+      </w:r>
+    </w:p>
+    <w:p>
+      <w:pPr>
+        <w:jc w:val="left"/>
+      </w:pPr>
+      <w:r>
+        <w:t>“No.”</w:t>
+      </w:r>
+    </w:p>
+    <w:p>
+      <w:pPr>
+        <w:jc w:val="left"/>
+      </w:pPr>
+      <w:r>
+        <w:t>“Did you tell her anything?”</w:t>
+      </w:r>
+    </w:p>
+    <w:p>
+      <w:pPr>
+        <w:jc w:val="left"/>
+      </w:pPr>
+      <w:r>
+        <w:t>“I told her to be careful.”</w:t>
+      </w:r>
+    </w:p>
+    <w:p>
+      <w:pPr>
+        <w:jc w:val="left"/>
+      </w:pPr>
+      <w:r>
+        <w:t>Aisyah considered that.</w:t>
+      </w:r>
+    </w:p>
+    <w:p>
+      <w:pPr>
+        <w:jc w:val="left"/>
+      </w:pPr>
+      <w:r>
+        <w:t>“Her telling you is not a leak,” she said. “Your telling me is the correct response. I will log the time and the content of what you said, and I will log that you came to me first.”</w:t>
+      </w:r>
+    </w:p>
+    <w:p>
+      <w:pPr>
+        <w:jc w:val="left"/>
+      </w:pPr>
+      <w:r>
+        <w:t>“Thank you.”</w:t>
+      </w:r>
+    </w:p>
+    <w:p>
+      <w:pPr>
+        <w:jc w:val="left"/>
+      </w:pPr>
+      <w:r>
+        <w:t>“Do not thank me. It is procedure.” She opened her notebook. “Sir, may I say something that is not procedure?”</w:t>
+      </w:r>
+    </w:p>
+    <w:p>
+      <w:pPr>
+        <w:jc w:val="left"/>
+      </w:pPr>
+      <w:r>
+        <w:t>“Yes.”</w:t>
+      </w:r>
+    </w:p>
+    <w:p>
+      <w:pPr>
+        <w:jc w:val="left"/>
+      </w:pPr>
+      <w:r>
+        <w:t>“You will want to protect her. That is allowed. But decide what you are protecting. Her safety, or her not finding the thing.”</w:t>
+      </w:r>
+    </w:p>
+    <w:p>
+      <w:pPr>
+        <w:jc w:val="left"/>
+      </w:pPr>
+      <w:r>
+        <w:t>He had no answer ready.</w:t>
+      </w:r>
+    </w:p>
+    <w:p>
+      <w:pPr>
+        <w:jc w:val="left"/>
+      </w:pPr>
+      <w:r>
+        <w:t>She wrote the time and underlined it once.</w:t>
       </w:r>
     </w:p>
     <w:p>
